--- a/tests/evals/timesheets/29-docx-aisha-06/input.docx
+++ b/tests/evals/timesheets/29-docx-aisha-06/input.docx
@@ -94,11 +94,6 @@
     </w:p>
     <w:p>
       <w:r>
-        <w:t>2026-06-19  8.00</w:t>
-      </w:r>
-    </w:p>
-    <w:p>
-      <w:r>
         <w:t>2026-06-22  8.00</w:t>
       </w:r>
     </w:p>
@@ -134,7 +129,7 @@
     </w:p>
     <w:p>
       <w:r>
-        <w:t>Total: 176.00</w:t>
+        <w:t>Total: 168.00</w:t>
       </w:r>
     </w:p>
     <w:p>
